--- a/提交材料/04_参考文献与数据依据.docx
+++ b/提交材料/04_参考文献与数据依据.docx
@@ -70,6 +70,28 @@
           <w:rFonts w:ascii="Calibri" w:hAnsi="Calibri" w:eastAsia="Microsoft YaHei"/>
         </w:rPr>
         <w:t>柔性合成氨和 Haber-Bosch 负荷调节研究说明，连续装置的动态负荷优化具有研究基础，但必须受机理约束和现场规则限制[6][7][8]。</w:t>
+      </w:r>
+    </w:p>
+    <w:p>
+      <w:pPr>
+        <w:pStyle w:val="ListBullet"/>
+      </w:pPr>
+      <w:r>
+        <w:rPr>
+          <w:rFonts w:ascii="Calibri" w:hAnsi="Calibri" w:eastAsia="Microsoft YaHei"/>
+        </w:rPr>
+        <w:t>工业 AI 先进架构强调基础模型、数字孪生和智能体协同，形成知识驱动仿真、仿真验证决策、决策指导执行、执行反馈知识的闭环[9]。</w:t>
+      </w:r>
+    </w:p>
+    <w:p>
+      <w:pPr>
+        <w:pStyle w:val="ListBullet"/>
+      </w:pPr>
+      <w:r>
+        <w:rPr>
+          <w:rFonts w:ascii="Calibri" w:hAnsi="Calibri" w:eastAsia="Microsoft YaHei"/>
+        </w:rPr>
+        <w:t>石化和化工数字化成熟度要求强调生产平衡经验库、调度指令库、异常处置经验库、自动生成调度指令并跟踪执行结果[10]。</w:t>
       </w:r>
     </w:p>
     <w:p>
@@ -421,6 +443,136 @@
           </w:p>
         </w:tc>
       </w:tr>
+      <w:tr>
+        <w:tc>
+          <w:tcPr>
+            <w:tcW w:type="dxa" w:w="2016"/>
+            <w:vAlign w:val="center"/>
+            <w:tcMar>
+              <w:top w:w="80" w:type="dxa"/>
+              <w:start w:w="120" w:type="dxa"/>
+              <w:bottom w:w="80" w:type="dxa"/>
+              <w:end w:w="120" w:type="dxa"/>
+            </w:tcMar>
+          </w:tcPr>
+          <w:p>
+            <w:r>
+              <w:rPr>
+                <w:rFonts w:ascii="Calibri" w:hAnsi="Calibri" w:eastAsia="Microsoft YaHei"/>
+                <w:sz w:val="19"/>
+              </w:rPr>
+              <w:t>工业 AI 指南</w:t>
+            </w:r>
+          </w:p>
+        </w:tc>
+        <w:tc>
+          <w:tcPr>
+            <w:tcW w:type="dxa" w:w="3168"/>
+            <w:vAlign w:val="center"/>
+            <w:tcMar>
+              <w:top w:w="80" w:type="dxa"/>
+              <w:start w:w="120" w:type="dxa"/>
+              <w:bottom w:w="80" w:type="dxa"/>
+              <w:end w:w="120" w:type="dxa"/>
+            </w:tcMar>
+          </w:tcPr>
+          <w:p>
+            <w:r>
+              <w:rPr>
+                <w:rFonts w:ascii="Calibri" w:hAnsi="Calibri" w:eastAsia="Microsoft YaHei"/>
+                <w:sz w:val="19"/>
+              </w:rPr>
+              <w:t>智能体、数字孪生、知识闭环</w:t>
+            </w:r>
+          </w:p>
+        </w:tc>
+        <w:tc>
+          <w:tcPr>
+            <w:tcW w:type="dxa" w:w="4176"/>
+            <w:vAlign w:val="center"/>
+            <w:tcMar>
+              <w:top w:w="80" w:type="dxa"/>
+              <w:start w:w="120" w:type="dxa"/>
+              <w:bottom w:w="80" w:type="dxa"/>
+              <w:end w:w="120" w:type="dxa"/>
+            </w:tcMar>
+          </w:tcPr>
+          <w:p>
+            <w:r>
+              <w:rPr>
+                <w:rFonts w:ascii="Calibri" w:hAnsi="Calibri" w:eastAsia="Microsoft YaHei"/>
+                <w:sz w:val="19"/>
+              </w:rPr>
+              <w:t>超级数字员工和自学习迭代框架</w:t>
+            </w:r>
+          </w:p>
+        </w:tc>
+      </w:tr>
+      <w:tr>
+        <w:tc>
+          <w:tcPr>
+            <w:tcW w:type="dxa" w:w="2016"/>
+            <w:vAlign w:val="center"/>
+            <w:tcMar>
+              <w:top w:w="80" w:type="dxa"/>
+              <w:start w:w="120" w:type="dxa"/>
+              <w:bottom w:w="80" w:type="dxa"/>
+              <w:end w:w="120" w:type="dxa"/>
+            </w:tcMar>
+          </w:tcPr>
+          <w:p>
+            <w:r>
+              <w:rPr>
+                <w:rFonts w:ascii="Calibri" w:hAnsi="Calibri" w:eastAsia="Microsoft YaHei"/>
+                <w:sz w:val="19"/>
+              </w:rPr>
+              <w:t>化工成熟度要求</w:t>
+            </w:r>
+          </w:p>
+        </w:tc>
+        <w:tc>
+          <w:tcPr>
+            <w:tcW w:type="dxa" w:w="3168"/>
+            <w:vAlign w:val="center"/>
+            <w:tcMar>
+              <w:top w:w="80" w:type="dxa"/>
+              <w:start w:w="120" w:type="dxa"/>
+              <w:bottom w:w="80" w:type="dxa"/>
+              <w:end w:w="120" w:type="dxa"/>
+            </w:tcMar>
+          </w:tcPr>
+          <w:p>
+            <w:r>
+              <w:rPr>
+                <w:rFonts w:ascii="Calibri" w:hAnsi="Calibri" w:eastAsia="Microsoft YaHei"/>
+                <w:sz w:val="19"/>
+              </w:rPr>
+              <w:t>生产平衡经验库、调度指令库、执行反馈</w:t>
+            </w:r>
+          </w:p>
+        </w:tc>
+        <w:tc>
+          <w:tcPr>
+            <w:tcW w:type="dxa" w:w="4176"/>
+            <w:vAlign w:val="center"/>
+            <w:tcMar>
+              <w:top w:w="80" w:type="dxa"/>
+              <w:start w:w="120" w:type="dxa"/>
+              <w:bottom w:w="80" w:type="dxa"/>
+              <w:end w:w="120" w:type="dxa"/>
+            </w:tcMar>
+          </w:tcPr>
+          <w:p>
+            <w:r>
+              <w:rPr>
+                <w:rFonts w:ascii="Calibri" w:hAnsi="Calibri" w:eastAsia="Microsoft YaHei"/>
+                <w:sz w:val="19"/>
+              </w:rPr>
+              <w:t>执行监督闭环和知识库沉淀</w:t>
+            </w:r>
+          </w:p>
+        </w:tc>
+      </w:tr>
     </w:tbl>
     <w:p>
       <w:pPr>
@@ -492,6 +644,22 @@
           <w:rFonts w:ascii="Calibri" w:hAnsi="Calibri" w:eastAsia="Microsoft YaHei"/>
         </w:rPr>
         <w:t>[8] AIChE 2025 Annual Meeting. Scheduling and Control of Green Ammonia Plants. https://aiche.confex.com/aiche/2025/meetingapp.cgi/Paper/710466</w:t>
+      </w:r>
+    </w:p>
+    <w:p>
+      <w:r>
+        <w:rPr>
+          <w:rFonts w:ascii="Calibri" w:hAnsi="Calibri" w:eastAsia="Microsoft YaHei"/>
+        </w:rPr>
+        <w:t>[9] 中国信息通信研究院、华为等. 工业与AI融合应用指南. https://www-file.huawei.com/dam/asset/view/dda7ee674ced41d4bb989b365ea0a028.pdf</w:t>
+      </w:r>
+    </w:p>
+    <w:p>
+      <w:r>
+        <w:rPr>
+          <w:rFonts w:ascii="Calibri" w:hAnsi="Calibri" w:eastAsia="Microsoft YaHei"/>
+        </w:rPr>
+        <w:t>[10] HG/T 6346—2025. 石化和化工行业数字化转型成熟度模型与评估相关资料. https://gxt.gansu.gov.cn/gxt/c126826/202511/174237249/files/99bb56ef71d347248ae58125b2e12aee.pdf</w:t>
       </w:r>
     </w:p>
     <w:sectPr>

--- a/提交材料/04_参考文献与数据依据.docx
+++ b/提交材料/04_参考文献与数据依据.docx
@@ -80,7 +80,7 @@
         <w:rPr>
           <w:rFonts w:ascii="Calibri" w:hAnsi="Calibri" w:eastAsia="Microsoft YaHei"/>
         </w:rPr>
-        <w:t>工业 AI 先进架构强调基础模型、数字孪生和智能体协同，形成知识驱动仿真、仿真验证决策、决策指导执行、执行反馈知识的闭环[9]。</w:t>
+        <w:t>工业 AI 先进架构可作为支撑方法，但必须落到合成氨的氢氮比、合成塔、循环压缩机、液氨库存等对象上[9]。</w:t>
       </w:r>
     </w:p>
     <w:p>
@@ -91,7 +91,7 @@
         <w:rPr>
           <w:rFonts w:ascii="Calibri" w:hAnsi="Calibri" w:eastAsia="Microsoft YaHei"/>
         </w:rPr>
-        <w:t>石化和化工数字化成熟度要求强调生产平衡经验库、调度指令库、异常处置经验库、自动生成调度指令并跟踪执行结果[10]。</w:t>
+        <w:t>石化和化工数字化成熟度要求强调生产平衡经验库、调度指令库、异常处置经验库、自动生成调度指令并跟踪执行结果，可支撑合成氨知识库闭环设计[10]。</w:t>
       </w:r>
     </w:p>
     <w:p>
@@ -503,7 +503,7 @@
                 <w:rFonts w:ascii="Calibri" w:hAnsi="Calibri" w:eastAsia="Microsoft YaHei"/>
                 <w:sz w:val="19"/>
               </w:rPr>
-              <w:t>超级数字员工和自学习迭代框架</w:t>
+              <w:t>作为合成氨 AI 调控师的技术支撑，而非泛化主题</w:t>
             </w:r>
           </w:p>
         </w:tc>
@@ -568,7 +568,7 @@
                 <w:rFonts w:ascii="Calibri" w:hAnsi="Calibri" w:eastAsia="Microsoft YaHei"/>
                 <w:sz w:val="19"/>
               </w:rPr>
-              <w:t>执行监督闭环和知识库沉淀</w:t>
+              <w:t>支撑合成氨执行监督闭环和知识库沉淀</w:t>
             </w:r>
           </w:p>
         </w:tc>

--- a/提交材料/04_参考文献与数据依据.docx
+++ b/提交材料/04_参考文献与数据依据.docx
@@ -662,6 +662,54 @@
         <w:t>[10] HG/T 6346—2025. 石化和化工行业数字化转型成熟度模型与评估相关资料. https://gxt.gansu.gov.cn/gxt/c126826/202511/174237249/files/99bb56ef71d347248ae58125b2e12aee.pdf</w:t>
       </w:r>
     </w:p>
+    <w:p>
+      <w:r>
+        <w:rPr>
+          <w:rFonts w:ascii="Calibri" w:hAnsi="Calibri" w:eastAsia="Microsoft YaHei"/>
+        </w:rPr>
+        <w:t>[11] 成都云图控股股份有限公司. 关于全资子公司 70 万吨合成氨项目建成试生产的公告. 巨潮资讯. https://static.cninfo.com.cn/finalpage/2026-03-21/1225020927.PDF</w:t>
+      </w:r>
+    </w:p>
+    <w:p>
+      <w:r>
+        <w:rPr>
+          <w:rFonts w:ascii="Calibri" w:hAnsi="Calibri" w:eastAsia="Microsoft YaHei"/>
+        </w:rPr>
+        <w:t>[12] AQ/T 3017—2008. 合成氨生产企业安全标准化实施指南. 应急管理部. https://www.mem.gov.cn/fw/flfgbz/bz/bzwb/201301/P020190327398204066876.pdf</w:t>
+      </w:r>
+    </w:p>
+    <w:p>
+      <w:r>
+        <w:rPr>
+          <w:rFonts w:ascii="Calibri" w:hAnsi="Calibri" w:eastAsia="Microsoft YaHei"/>
+        </w:rPr>
+        <w:t>[13] 合成氨行业规范条件. 工业和信息化部相关资料. https://file.smejs.cn/group1/M00/05/1F/rBIAAWUvo0OAbXwqAAUaBh6SZ0U730.pdf</w:t>
+      </w:r>
+    </w:p>
+    <w:p>
+      <w:r>
+        <w:rPr>
+          <w:rFonts w:ascii="Calibri" w:hAnsi="Calibri" w:eastAsia="Microsoft YaHei"/>
+        </w:rPr>
+        <w:t>[14] 国家发展改革委. 合成氨行业节能降碳改造升级实施指南解读. https://www.ndrc.gov.cn/xwdt/ztzl/ghnhyjnjdgzsj/zjgd/202208/t20220829_1334056.html</w:t>
+      </w:r>
+    </w:p>
+    <w:p>
+      <w:r>
+        <w:rPr>
+          <w:rFonts w:ascii="Calibri" w:hAnsi="Calibri" w:eastAsia="Microsoft YaHei"/>
+        </w:rPr>
+        <w:t>[15] 应急管理部办公厅. “工业互联网+危化安全生产”试点建设方案. https://www.mem.gov.cn/gk/zfxxgkpt/fdzdgknr/202104/t20210407_382882.shtml</w:t>
+      </w:r>
+    </w:p>
+    <w:p>
+      <w:r>
+        <w:rPr>
+          <w:rFonts w:ascii="Calibri" w:hAnsi="Calibri" w:eastAsia="Microsoft YaHei"/>
+        </w:rPr>
+        <w:t>[16] GB 17681—2024. 危险化学品重大危险源安全监控技术规范相关资料. https://sjj.ganzhou.gov.cn/c101840/202506/e42a2cfd5c894799b899a30fcb927f06/files/b133fc57bfa64bd3a7beeee6ce6ca38e.pdf</w:t>
+      </w:r>
+    </w:p>
     <w:sectPr>
       <w:headerReference w:type="default" r:id="rId9"/>
       <w:footerReference w:type="default" r:id="rId10"/>

--- a/提交材料/04_参考文献与数据依据.docx
+++ b/提交材料/04_参考文献与数据依据.docx
@@ -36,6 +36,14 @@
       </w:pPr>
       <w:r>
         <w:t>资料如何进入方案</w:t>
+      </w:r>
+    </w:p>
+    <w:p>
+      <w:r>
+        <w:rPr>
+          <w:rFonts w:ascii="Calibri" w:hAnsi="Calibri" w:eastAsia="Microsoft YaHei"/>
+        </w:rPr>
+        <w:t>本文件记录业务判断的来源、使用位置和适用边界。公司公告用于确认项目规模和产业链关系；行业标准用于划分系统边界和报警职责；工业软件资料用于对照功能，不作为本平台效果证明；控制优化研究用于支持方法选择。现场点位、阈值、成本和实际效果仍须由企业数据确认。</w:t>
       </w:r>
     </w:p>
     <w:tbl>
@@ -329,7 +337,7 @@
                 <w:rFonts w:ascii="Calibri" w:hAnsi="Calibri" w:eastAsia="Microsoft YaHei"/>
                 <w:sz w:val="18"/>
               </w:rPr>
-              <w:t>工业互联网与数字化转型资料</w:t>
+              <w:t>ISA-95与工业软件资料</w:t>
             </w:r>
           </w:p>
         </w:tc>
@@ -350,7 +358,7 @@
                 <w:rFonts w:ascii="Calibri" w:hAnsi="Calibri" w:eastAsia="Microsoft YaHei"/>
                 <w:sz w:val="18"/>
               </w:rPr>
-              <w:t>生产调度经验库和执行反馈</w:t>
+              <w:t>企业计划、制造运营与控制系统的职责边界</w:t>
             </w:r>
           </w:p>
         </w:tc>
@@ -371,7 +379,137 @@
                 <w:rFonts w:ascii="Calibri" w:hAnsi="Calibri" w:eastAsia="Microsoft YaHei"/>
                 <w:sz w:val="18"/>
               </w:rPr>
-              <w:t>飞书协同、多维表格、知识库、周度迭代。</w:t>
+              <w:t>生产管理层决策支持、只读取数和MES计划摘要边界。</w:t>
+            </w:r>
+          </w:p>
+        </w:tc>
+      </w:tr>
+      <w:tr>
+        <w:tc>
+          <w:tcPr>
+            <w:tcW w:type="dxa" w:w="1944"/>
+            <w:vAlign w:val="center"/>
+            <w:tcMar>
+              <w:top w:w="90" w:type="dxa"/>
+              <w:start w:w="120" w:type="dxa"/>
+              <w:bottom w:w="90" w:type="dxa"/>
+              <w:end w:w="120" w:type="dxa"/>
+            </w:tcMar>
+          </w:tcPr>
+          <w:p>
+            <w:r>
+              <w:rPr>
+                <w:rFonts w:ascii="Calibri" w:hAnsi="Calibri" w:eastAsia="Microsoft YaHei"/>
+                <w:sz w:val="18"/>
+              </w:rPr>
+              <w:t>ISA-18报警管理资料</w:t>
+            </w:r>
+          </w:p>
+        </w:tc>
+        <w:tc>
+          <w:tcPr>
+            <w:tcW w:type="dxa" w:w="3168"/>
+            <w:vAlign w:val="center"/>
+            <w:tcMar>
+              <w:top w:w="90" w:type="dxa"/>
+              <w:start w:w="120" w:type="dxa"/>
+              <w:bottom w:w="90" w:type="dxa"/>
+              <w:end w:w="120" w:type="dxa"/>
+            </w:tcMar>
+          </w:tcPr>
+          <w:p>
+            <w:r>
+              <w:rPr>
+                <w:rFonts w:ascii="Calibri" w:hAnsi="Calibri" w:eastAsia="Microsoft YaHei"/>
+                <w:sz w:val="18"/>
+              </w:rPr>
+              <w:t>区分DCS报警与平台一般提示</w:t>
+            </w:r>
+          </w:p>
+        </w:tc>
+        <w:tc>
+          <w:tcPr>
+            <w:tcW w:type="dxa" w:w="4248"/>
+            <w:vAlign w:val="center"/>
+            <w:tcMar>
+              <w:top w:w="90" w:type="dxa"/>
+              <w:start w:w="120" w:type="dxa"/>
+              <w:bottom w:w="90" w:type="dxa"/>
+              <w:end w:w="120" w:type="dxa"/>
+            </w:tcMar>
+          </w:tcPr>
+          <w:p>
+            <w:r>
+              <w:rPr>
+                <w:rFonts w:ascii="Calibri" w:hAnsi="Calibri" w:eastAsia="Microsoft YaHei"/>
+                <w:sz w:val="18"/>
+              </w:rPr>
+              <w:t>设备趋势异常只作分析提示，不冒充控制系统报警。</w:t>
+            </w:r>
+          </w:p>
+        </w:tc>
+      </w:tr>
+      <w:tr>
+        <w:tc>
+          <w:tcPr>
+            <w:tcW w:type="dxa" w:w="1944"/>
+            <w:vAlign w:val="center"/>
+            <w:tcMar>
+              <w:top w:w="90" w:type="dxa"/>
+              <w:start w:w="120" w:type="dxa"/>
+              <w:bottom w:w="90" w:type="dxa"/>
+              <w:end w:w="120" w:type="dxa"/>
+            </w:tcMar>
+          </w:tcPr>
+          <w:p>
+            <w:r>
+              <w:rPr>
+                <w:rFonts w:ascii="Calibri" w:hAnsi="Calibri" w:eastAsia="Microsoft YaHei"/>
+                <w:sz w:val="18"/>
+              </w:rPr>
+              <w:t>飞书Task v2与Aily资料</w:t>
+            </w:r>
+          </w:p>
+        </w:tc>
+        <w:tc>
+          <w:tcPr>
+            <w:tcW w:type="dxa" w:w="3168"/>
+            <w:vAlign w:val="center"/>
+            <w:tcMar>
+              <w:top w:w="90" w:type="dxa"/>
+              <w:start w:w="120" w:type="dxa"/>
+              <w:bottom w:w="90" w:type="dxa"/>
+              <w:end w:w="120" w:type="dxa"/>
+            </w:tcMar>
+          </w:tcPr>
+          <w:p>
+            <w:r>
+              <w:rPr>
+                <w:rFonts w:ascii="Calibri" w:hAnsi="Calibri" w:eastAsia="Microsoft YaHei"/>
+                <w:sz w:val="18"/>
+              </w:rPr>
+              <w:t>任务跟踪和授权知识问答</w:t>
+            </w:r>
+          </w:p>
+        </w:tc>
+        <w:tc>
+          <w:tcPr>
+            <w:tcW w:type="dxa" w:w="4248"/>
+            <w:vAlign w:val="center"/>
+            <w:tcMar>
+              <w:top w:w="90" w:type="dxa"/>
+              <w:start w:w="120" w:type="dxa"/>
+              <w:bottom w:w="90" w:type="dxa"/>
+              <w:end w:w="120" w:type="dxa"/>
+            </w:tcMar>
+          </w:tcPr>
+          <w:p>
+            <w:r>
+              <w:rPr>
+                <w:rFonts w:ascii="Calibri" w:hAnsi="Calibri" w:eastAsia="Microsoft YaHei"/>
+                <w:sz w:val="18"/>
+              </w:rPr>
+              <w:t>已验证任务API；智能问答、卡片、审批和事件回传按交付状态说明。</w:t>
             </w:r>
           </w:p>
         </w:tc>
@@ -404,7 +542,7 @@
         <w:rPr>
           <w:rFonts w:ascii="Calibri" w:hAnsi="Calibri" w:eastAsia="Microsoft YaHei"/>
         </w:rPr>
-        <w:t>云图合成氨项目的价值不是单点稳产，而是增强肥化产业链原料自给、降低外采波动并支撑下游产品协同。</w:t>
+        <w:t>云图公告和2025年年度报告说明70万吨合成氨项目与下游肥化产业链存在协同关系，具体生产效果以企业数据为准。</w:t>
       </w:r>
     </w:p>
     <w:p>
@@ -426,7 +564,7 @@
         <w:rPr>
           <w:rFonts w:ascii="Calibri" w:hAnsi="Calibri" w:eastAsia="Microsoft YaHei"/>
         </w:rPr>
-        <w:t>企业试点需要从影子运行、人工确认、收益归因和停用条件开始，逐步进入小闭环。</w:t>
+        <w:t>企业试点从离线和只读数据校核开始，经过旁路回放、人工确认和停用条件验证后，再进入低风险执行验证。</w:t>
       </w:r>
     </w:p>
     <w:p>
@@ -514,7 +652,55 @@
         <w:rPr>
           <w:rFonts w:ascii="Calibri" w:hAnsi="Calibri" w:eastAsia="Microsoft YaHei"/>
         </w:rPr>
-        <w:t>[10] 飞书开放平台. 消息、审批、多维表格与事件订阅相关OpenAPI文档. https://open.feishu.cn/document/</w:t>
+        <w:t>[10] International Society of Automation. ISA-95 Series of Standards: Enterprise-Control System Integration. https://www.isa.org/standards-and-publications/isa-standards/isa-95-standard</w:t>
+      </w:r>
+    </w:p>
+    <w:p>
+      <w:r>
+        <w:rPr>
+          <w:rFonts w:ascii="Calibri" w:hAnsi="Calibri" w:eastAsia="Microsoft YaHei"/>
+        </w:rPr>
+        <w:t>[11] Aspen Technology. Aspen GDOT. https://www.aspentech.com/en/products/msc/aspen-gdot</w:t>
+      </w:r>
+    </w:p>
+    <w:p>
+      <w:r>
+        <w:rPr>
+          <w:rFonts w:ascii="Calibri" w:hAnsi="Calibri" w:eastAsia="Microsoft YaHei"/>
+        </w:rPr>
+        <w:t>[12] Honeywell. Honeywell Forge Performance+ for Industrials | Production Intelligence. https://process.honeywell.com/us/en/products/industrial-software/operational-excellence/honeywell-forge-production-intelligence</w:t>
+      </w:r>
+    </w:p>
+    <w:p>
+      <w:r>
+        <w:rPr>
+          <w:rFonts w:ascii="Calibri" w:hAnsi="Calibri" w:eastAsia="Microsoft YaHei"/>
+        </w:rPr>
+        <w:t>[13] International Society of Automation. ISA-18 Series of Standards. https://www.isa.org/standards-and-publications/isa-standards/isa-18-series-of-standards</w:t>
+      </w:r>
+    </w:p>
+    <w:p>
+      <w:r>
+        <w:rPr>
+          <w:rFonts w:ascii="Calibri" w:hAnsi="Calibri" w:eastAsia="Microsoft YaHei"/>
+        </w:rPr>
+        <w:t>[14] 飞书开放平台. 任务概述（Task v2）. https://open.feishu.cn/document/task-v2/overview</w:t>
+      </w:r>
+    </w:p>
+    <w:p>
+      <w:r>
+        <w:rPr>
+          <w:rFonts w:ascii="Calibri" w:hAnsi="Calibri" w:eastAsia="Microsoft YaHei"/>
+        </w:rPr>
+        <w:t>[15] 飞书开放平台. 开放平台概述（含飞书智能伙伴搭建平台Aily）. https://open.feishu.cn/document/client-docs/intro?lang=zh-CN</w:t>
+      </w:r>
+    </w:p>
+    <w:p>
+      <w:r>
+        <w:rPr>
+          <w:rFonts w:ascii="Calibri" w:hAnsi="Calibri" w:eastAsia="Microsoft YaHei"/>
+        </w:rPr>
+        <w:t>[16] 飞书开放平台. 执行数据知识问答（Aily v1）. https://open.feishu.cn/document/uAjLw4CM/ukTMukTMukTM/aily-v1/data-knowledge</w:t>
       </w:r>
     </w:p>
     <w:sectPr>

--- a/提交材料/04_参考文献与数据依据.docx
+++ b/提交材料/04_参考文献与数据依据.docx
@@ -564,7 +564,296 @@
         <w:rPr>
           <w:rFonts w:ascii="Calibri" w:hAnsi="Calibri" w:eastAsia="Microsoft YaHei"/>
         </w:rPr>
-        <w:t>企业试点从离线和只读数据校核开始，经过旁路回放、人工确认和停用条件验证后，再进入低风险执行验证。</w:t>
+        <w:t>企业试点从离线和只读数据校核开始，经过旁路回放、人工确认和停算条件验证后，再进入条件受控执行验证。</w:t>
+      </w:r>
+    </w:p>
+    <w:p>
+      <w:pPr>
+        <w:pStyle w:val="Heading1"/>
+      </w:pPr>
+      <w:r>
+        <w:t>仓库内验收样例</w:t>
+      </w:r>
+    </w:p>
+    <w:tbl>
+      <w:tblPr>
+        <w:tblStyle w:val="TableGrid"/>
+        <w:tblW w:type="auto" w:w="0"/>
+        <w:jc w:val="center"/>
+        <w:tblLayout w:type="fixed"/>
+        <w:tblLook w:firstColumn="1" w:firstRow="1" w:lastColumn="0" w:lastRow="0" w:noHBand="0" w:noVBand="1" w:val="04A0"/>
+      </w:tblPr>
+      <w:tblGrid>
+        <w:gridCol w:w="2441"/>
+        <w:gridCol w:w="2441"/>
+        <w:gridCol w:w="2441"/>
+        <w:gridCol w:w="2441"/>
+      </w:tblGrid>
+      <w:tr>
+        <w:tc>
+          <w:tcPr>
+            <w:tcW w:type="dxa" w:w="2376"/>
+            <w:shd w:fill="EAF2F8"/>
+            <w:tcMar>
+              <w:top w:w="90" w:type="dxa"/>
+              <w:start w:w="120" w:type="dxa"/>
+              <w:bottom w:w="90" w:type="dxa"/>
+              <w:end w:w="120" w:type="dxa"/>
+            </w:tcMar>
+          </w:tcPr>
+          <w:p>
+            <w:r>
+              <w:rPr>
+                <w:rFonts w:ascii="Calibri" w:hAnsi="Calibri" w:eastAsia="Microsoft YaHei"/>
+                <w:b/>
+              </w:rPr>
+              <w:t>文件</w:t>
+            </w:r>
+          </w:p>
+        </w:tc>
+        <w:tc>
+          <w:tcPr>
+            <w:tcW w:type="dxa" w:w="1656"/>
+            <w:shd w:fill="EAF2F8"/>
+            <w:tcMar>
+              <w:top w:w="90" w:type="dxa"/>
+              <w:start w:w="120" w:type="dxa"/>
+              <w:bottom w:w="90" w:type="dxa"/>
+              <w:end w:w="120" w:type="dxa"/>
+            </w:tcMar>
+          </w:tcPr>
+          <w:p>
+            <w:r>
+              <w:rPr>
+                <w:rFonts w:ascii="Calibri" w:hAnsi="Calibri" w:eastAsia="Microsoft YaHei"/>
+                <w:b/>
+              </w:rPr>
+              <w:t>用途</w:t>
+            </w:r>
+          </w:p>
+        </w:tc>
+        <w:tc>
+          <w:tcPr>
+            <w:tcW w:type="dxa" w:w="3384"/>
+            <w:shd w:fill="EAF2F8"/>
+            <w:tcMar>
+              <w:top w:w="90" w:type="dxa"/>
+              <w:start w:w="120" w:type="dxa"/>
+              <w:bottom w:w="90" w:type="dxa"/>
+              <w:end w:w="120" w:type="dxa"/>
+            </w:tcMar>
+          </w:tcPr>
+          <w:p>
+            <w:r>
+              <w:rPr>
+                <w:rFonts w:ascii="Calibri" w:hAnsi="Calibri" w:eastAsia="Microsoft YaHei"/>
+                <w:b/>
+              </w:rPr>
+              <w:t>关键字段</w:t>
+            </w:r>
+          </w:p>
+        </w:tc>
+        <w:tc>
+          <w:tcPr>
+            <w:tcW w:type="dxa" w:w="1800"/>
+            <w:shd w:fill="EAF2F8"/>
+            <w:tcMar>
+              <w:top w:w="90" w:type="dxa"/>
+              <w:start w:w="120" w:type="dxa"/>
+              <w:bottom w:w="90" w:type="dxa"/>
+              <w:end w:w="120" w:type="dxa"/>
+            </w:tcMar>
+          </w:tcPr>
+          <w:p>
+            <w:r>
+              <w:rPr>
+                <w:rFonts w:ascii="Calibri" w:hAnsi="Calibri" w:eastAsia="Microsoft YaHei"/>
+                <w:b/>
+              </w:rPr>
+              <w:t>使用边界</w:t>
+            </w:r>
+          </w:p>
+        </w:tc>
+      </w:tr>
+      <w:tr>
+        <w:tc>
+          <w:tcPr>
+            <w:tcW w:type="dxa" w:w="2376"/>
+            <w:vAlign w:val="center"/>
+            <w:tcMar>
+              <w:top w:w="90" w:type="dxa"/>
+              <w:start w:w="120" w:type="dxa"/>
+              <w:bottom w:w="90" w:type="dxa"/>
+              <w:end w:w="120" w:type="dxa"/>
+            </w:tcMar>
+          </w:tcPr>
+          <w:p>
+            <w:r>
+              <w:rPr>
+                <w:rFonts w:ascii="Calibri" w:hAnsi="Calibri" w:eastAsia="Microsoft YaHei"/>
+                <w:sz w:val="18"/>
+              </w:rPr>
+              <w:t>data/compressor_trend_replay_sample.csv</w:t>
+            </w:r>
+          </w:p>
+        </w:tc>
+        <w:tc>
+          <w:tcPr>
+            <w:tcW w:type="dxa" w:w="1656"/>
+            <w:vAlign w:val="center"/>
+            <w:tcMar>
+              <w:top w:w="90" w:type="dxa"/>
+              <w:start w:w="120" w:type="dxa"/>
+              <w:bottom w:w="90" w:type="dxa"/>
+              <w:end w:w="120" w:type="dxa"/>
+            </w:tcMar>
+          </w:tcPr>
+          <w:p>
+            <w:r>
+              <w:rPr>
+                <w:rFonts w:ascii="Calibri" w:hAnsi="Calibri" w:eastAsia="Microsoft YaHei"/>
+                <w:sz w:val="18"/>
+              </w:rPr>
+              <w:t>压缩机趋势回放</w:t>
+            </w:r>
+          </w:p>
+        </w:tc>
+        <w:tc>
+          <w:tcPr>
+            <w:tcW w:type="dxa" w:w="3384"/>
+            <w:vAlign w:val="center"/>
+            <w:tcMar>
+              <w:top w:w="90" w:type="dxa"/>
+              <w:start w:w="120" w:type="dxa"/>
+              <w:bottom w:w="90" w:type="dxa"/>
+              <w:end w:w="120" w:type="dxa"/>
+            </w:tcMar>
+          </w:tcPr>
+          <w:p>
+            <w:r>
+              <w:rPr>
+                <w:rFonts w:ascii="Calibri" w:hAnsi="Calibri" w:eastAsia="Microsoft YaHei"/>
+                <w:sz w:val="18"/>
+              </w:rPr>
+              <w:t>负荷、轴振、轴位移、防喘振裕度、轴承温度、质量码和复核标签</w:t>
+            </w:r>
+          </w:p>
+        </w:tc>
+        <w:tc>
+          <w:tcPr>
+            <w:tcW w:type="dxa" w:w="1800"/>
+            <w:vAlign w:val="center"/>
+            <w:tcMar>
+              <w:top w:w="90" w:type="dxa"/>
+              <w:start w:w="120" w:type="dxa"/>
+              <w:bottom w:w="90" w:type="dxa"/>
+              <w:end w:w="120" w:type="dxa"/>
+            </w:tcMar>
+          </w:tcPr>
+          <w:p>
+            <w:r>
+              <w:rPr>
+                <w:rFonts w:ascii="Calibri" w:hAnsi="Calibri" w:eastAsia="Microsoft YaHei"/>
+                <w:sz w:val="18"/>
+              </w:rPr>
+              <w:t>仅验证观察、专业会签和演练停算流程；不作为企业设备阈值</w:t>
+            </w:r>
+          </w:p>
+        </w:tc>
+      </w:tr>
+      <w:tr>
+        <w:tc>
+          <w:tcPr>
+            <w:tcW w:type="dxa" w:w="2376"/>
+            <w:vAlign w:val="center"/>
+            <w:tcMar>
+              <w:top w:w="90" w:type="dxa"/>
+              <w:start w:w="120" w:type="dxa"/>
+              <w:bottom w:w="90" w:type="dxa"/>
+              <w:end w:w="120" w:type="dxa"/>
+            </w:tcMar>
+          </w:tcPr>
+          <w:p>
+            <w:r>
+              <w:rPr>
+                <w:rFonts w:ascii="Calibri" w:hAnsi="Calibri" w:eastAsia="Microsoft YaHei"/>
+                <w:sz w:val="18"/>
+              </w:rPr>
+              <w:t>data/interface_field_matrix.csv</w:t>
+            </w:r>
+          </w:p>
+        </w:tc>
+        <w:tc>
+          <w:tcPr>
+            <w:tcW w:type="dxa" w:w="1656"/>
+            <w:vAlign w:val="center"/>
+            <w:tcMar>
+              <w:top w:w="90" w:type="dxa"/>
+              <w:start w:w="120" w:type="dxa"/>
+              <w:bottom w:w="90" w:type="dxa"/>
+              <w:end w:w="120" w:type="dxa"/>
+            </w:tcMar>
+          </w:tcPr>
+          <w:p>
+            <w:r>
+              <w:rPr>
+                <w:rFonts w:ascii="Calibri" w:hAnsi="Calibri" w:eastAsia="Microsoft YaHei"/>
+                <w:sz w:val="18"/>
+              </w:rPr>
+              <w:t>接口字段矩阵</w:t>
+            </w:r>
+          </w:p>
+        </w:tc>
+        <w:tc>
+          <w:tcPr>
+            <w:tcW w:type="dxa" w:w="3384"/>
+            <w:vAlign w:val="center"/>
+            <w:tcMar>
+              <w:top w:w="90" w:type="dxa"/>
+              <w:start w:w="120" w:type="dxa"/>
+              <w:bottom w:w="90" w:type="dxa"/>
+              <w:end w:w="120" w:type="dxa"/>
+            </w:tcMar>
+          </w:tcPr>
+          <w:p>
+            <w:r>
+              <w:rPr>
+                <w:rFonts w:ascii="Calibri" w:hAnsi="Calibri" w:eastAsia="Microsoft YaHei"/>
+                <w:sz w:val="18"/>
+              </w:rPr>
+              <w:t>阶段、来源系统、字段、方向、频率、时间基准、质量规则、单位、责任专业和超时动作</w:t>
+            </w:r>
+          </w:p>
+        </w:tc>
+        <w:tc>
+          <w:tcPr>
+            <w:tcW w:type="dxa" w:w="1800"/>
+            <w:vAlign w:val="center"/>
+            <w:tcMar>
+              <w:top w:w="90" w:type="dxa"/>
+              <w:start w:w="120" w:type="dxa"/>
+              <w:bottom w:w="90" w:type="dxa"/>
+              <w:end w:w="120" w:type="dxa"/>
+            </w:tcMar>
+          </w:tcPr>
+          <w:p>
+            <w:r>
+              <w:rPr>
+                <w:rFonts w:ascii="Calibri" w:hAnsi="Calibri" w:eastAsia="Microsoft YaHei"/>
+                <w:sz w:val="18"/>
+              </w:rPr>
+              <w:t>字段与动作是定义稿，30天校核后由企业冻结</w:t>
+            </w:r>
+          </w:p>
+        </w:tc>
+      </w:tr>
+    </w:tbl>
+    <w:p>
+      <w:r>
+        <w:rPr>
+          <w:rFonts w:ascii="Calibri" w:hAnsi="Calibri" w:eastAsia="Microsoft YaHei"/>
+        </w:rPr>
+        <w:t>试点预登记目标为数据可用率不低于98%、物料平衡残差不高于1.5%、快照重算P95不高于120秒、调度决策中位耗时缩短不低于30%。这些目标是定义稿，30天校核后由企业冻结。</w:t>
       </w:r>
     </w:p>
     <w:p>
